--- a/rapports/2026-06-06/EQ4/EQ4_sup_v2/DR_015201010154/44-26-99-93.docx
+++ b/rapports/2026-06-06/EQ4/EQ4_sup_v2/DR_015201010154/44-26-99-93.docx
@@ -297,7 +297,7 @@
           <w:color w:val="1F6FEB"/>
           <w:sz w:val="22"/>
         </w:rPr>
-        <w:t>⚠ INCOHÉRENCES À CORRIGER (77)</w:t>
+        <w:t>⚠ INCOHÉRENCES À CORRIGER (75)</w:t>
       </w:r>
     </w:p>
     <w:tbl>
@@ -544,7 +544,7 @@
                 <w:color w:val="16A34A"/>
                 <w:sz w:val="16"/>
               </w:rPr>
-              <w:t>—</w:t>
+              <w:t>s01q32, s01q36, s01q38, s04q37_modif, s02q33, s02q34, s01q00b</w:t>
             </w:r>
           </w:p>
         </w:tc>
@@ -575,7 +575,7 @@
                 <w:i w:val="0"/>
                 <w:sz w:val="17"/>
               </w:rPr>
-              <w:t>Incohérence!!! seulement les écoles gouvermentales paient les cotisations (Gouvernement, communauté, ONG ou organisation humanitaire).</w:t>
+              <w:t>Peu probable!!! Vu l'âge (16 ans) de mbaïta dieng ou l'année à laquelle mbaïta dieng a fréquenté l'école pour la dernière fois (.) le dernier diplome de mbaïta dieng ne peut être le Certificat d'études primaires (CEP), prière de corriger cette incohérence ou confirmer avec le QG.</w:t>
             </w:r>
           </w:p>
         </w:tc>
@@ -634,7 +634,7 @@
                 <w:color w:val="16A34A"/>
                 <w:sz w:val="16"/>
               </w:rPr>
-              <w:t>s01q32, s01q36, s01q38, s04q37_modif, s02q33, s02q34, s01q00b</w:t>
+              <w:t>s02q33, s01q00b</w:t>
             </w:r>
           </w:p>
         </w:tc>
@@ -665,7 +665,7 @@
                 <w:i w:val="0"/>
                 <w:sz w:val="17"/>
               </w:rPr>
-              <w:t>Peu probable!!! Vu l'âge (16 ans) de mbaïta dieng ou l'année à laquelle mbaïta dieng a fréquenté l'école pour la dernière fois (.) le dernier diplome de mbaïta dieng ne peut être le Certificat d'études primaires (CEP), prière de corriger cette incohérence ou confirmer avec le QG.</w:t>
+              <w:t>Incoherent!!! La dernière fois que dicko ndiaye a  fréquenté l'école est 9999.</w:t>
             </w:r>
           </w:p>
         </w:tc>
@@ -755,7 +755,7 @@
                 <w:i w:val="0"/>
                 <w:sz w:val="17"/>
               </w:rPr>
-              <w:t>Incoherent!!! La dernière fois que dicko ndiaye a  fréquenté l'école est 9999.</w:t>
+              <w:t>Incoherent!!! La dernière fois que mbaïta ndiaye a  fréquenté l'école est 9999.</w:t>
             </w:r>
           </w:p>
         </w:tc>
@@ -788,7 +788,7 @@
                 <w:i w:val="0"/>
                 <w:sz w:val="16"/>
               </w:rPr>
-              <w:t>S02</w:t>
+              <w:t>S11</w:t>
               <w:br/>
             </w:r>
             <w:r>
@@ -798,7 +798,7 @@
                 <w:color w:val="64748B"/>
                 <w:sz w:val="14"/>
               </w:rPr>
-              <w:t>Éducation</w:t>
+              <w:t>Logement / cadre de vie</w:t>
             </w:r>
           </w:p>
         </w:tc>
@@ -814,7 +814,7 @@
                 <w:color w:val="16A34A"/>
                 <w:sz w:val="16"/>
               </w:rPr>
-              <w:t>s02q33, s01q00b</w:t>
+              <w:t>—</w:t>
             </w:r>
           </w:p>
         </w:tc>
@@ -845,7 +845,7 @@
                 <w:i w:val="0"/>
                 <w:sz w:val="17"/>
               </w:rPr>
-              <w:t>Incoherent!!! La dernière fois que mbaïta ndiaye a  fréquenté l'école est 9999.</w:t>
+              <w:t>Incoherent!!! Le nombre de pièces occupés (10) est superieur aux nombres de personnes vivant dans le ménage.</w:t>
             </w:r>
           </w:p>
         </w:tc>
@@ -935,7 +935,7 @@
                 <w:i w:val="0"/>
                 <w:sz w:val="17"/>
               </w:rPr>
-              <w:t>Incoherent!!! Le nombre de pièces occupés (10) est superieur aux nombres de personnes vivant dans le ménage.</w:t>
+              <w:t>Prière de corriger cette incohérence.</w:t>
             </w:r>
           </w:p>
         </w:tc>
@@ -950,10 +950,10 @@
               <w:rPr>
                 <w:b/>
                 <w:i w:val="0"/>
-                <w:color w:val="DC2626"/>
+                <w:color w:val="EA580C"/>
                 <w:sz w:val="16"/>
               </w:rPr>
-              <w:t>Haute</w:t>
+              <w:t>Moyenne</w:t>
             </w:r>
           </w:p>
         </w:tc>
@@ -968,7 +968,7 @@
                 <w:i w:val="0"/>
                 <w:sz w:val="16"/>
               </w:rPr>
-              <w:t>S11</w:t>
+              <w:t>S00</w:t>
               <w:br/>
             </w:r>
             <w:r>
@@ -978,7 +978,7 @@
                 <w:color w:val="64748B"/>
                 <w:sz w:val="14"/>
               </w:rPr>
-              <w:t>Logement / cadre de vie</w:t>
+              <w:t>Identification</w:t>
             </w:r>
           </w:p>
         </w:tc>
@@ -1025,7 +1025,7 @@
                 <w:i w:val="0"/>
                 <w:sz w:val="17"/>
               </w:rPr>
-              <w:t>Prière de corriger cette incohérence.</w:t>
+              <w:t>L'adresse ou la localisation du ménage doit être bien renseignée, ne doit pas contenir des numéros de téléphone et elle semble courte pour être une adresse.</w:t>
             </w:r>
           </w:p>
         </w:tc>
@@ -1115,7 +1115,7 @@
                 <w:i w:val="0"/>
                 <w:sz w:val="17"/>
               </w:rPr>
-              <w:t>L'adresse ou la localisation du ménage doit être bien renseignée, ne doit pas contenir des numéros de téléphone et elle semble courte pour être une adresse.</w:t>
+              <w:t>Prière de renseigner la bonne adresse.</w:t>
             </w:r>
           </w:p>
         </w:tc>
@@ -1148,7 +1148,7 @@
                 <w:i w:val="0"/>
                 <w:sz w:val="16"/>
               </w:rPr>
-              <w:t>S00</w:t>
+              <w:t>S01</w:t>
               <w:br/>
             </w:r>
             <w:r>
@@ -1158,7 +1158,7 @@
                 <w:color w:val="64748B"/>
                 <w:sz w:val="14"/>
               </w:rPr>
-              <w:t>Identification</w:t>
+              <w:t>Démographie</w:t>
             </w:r>
           </w:p>
         </w:tc>
@@ -1174,7 +1174,7 @@
                 <w:color w:val="16A34A"/>
                 <w:sz w:val="16"/>
               </w:rPr>
-              <w:t>—</w:t>
+              <w:t>s01q00a, s01q02, s01q00b</w:t>
             </w:r>
           </w:p>
         </w:tc>
@@ -1205,7 +1205,7 @@
                 <w:i w:val="0"/>
                 <w:sz w:val="17"/>
               </w:rPr>
-              <w:t>Prière de renseigner la bonne adresse.</w:t>
+              <w:t>La première personne ( mbaïta ndiaye ) dans le listing des membres du ménage ne correspond pas au chef de ménage c'est-à-dire que le chef de ménage la première personne sur la liste, prière de corriger.</w:t>
             </w:r>
           </w:p>
         </w:tc>
@@ -1264,7 +1264,7 @@
                 <w:color w:val="16A34A"/>
                 <w:sz w:val="16"/>
               </w:rPr>
-              <w:t>s01q00a, s01q02, s01q00b</w:t>
+              <w:t>s01q10_1</w:t>
             </w:r>
           </w:p>
         </w:tc>
@@ -1295,187 +1295,7 @@
                 <w:i w:val="0"/>
                 <w:sz w:val="17"/>
               </w:rPr>
-              <w:t>La première personne ( mbaïta ndiaye ) dans le listing des membres du ménage ne correspond pas au chef de ménage c'est-à-dire que le chef de ménage la première personne sur la liste, prière de corriger.</w:t>
-            </w:r>
-          </w:p>
-        </w:tc>
-      </w:tr>
-      <w:tr>
-        <w:tc>
-          <w:tcPr>
-            <w:tcW w:type="dxa" w:w="964"/>
-          </w:tcPr>
-          <w:p>
-            <w:r>
-              <w:rPr>
-                <w:b/>
-                <w:i w:val="0"/>
-                <w:color w:val="EA580C"/>
-                <w:sz w:val="16"/>
-              </w:rPr>
-              <w:t>Moyenne</w:t>
-            </w:r>
-          </w:p>
-        </w:tc>
-        <w:tc>
-          <w:tcPr>
-            <w:tcW w:type="dxa" w:w="1247"/>
-          </w:tcPr>
-          <w:p>
-            <w:r>
-              <w:rPr>
-                <w:b/>
-                <w:i w:val="0"/>
-                <w:sz w:val="16"/>
-              </w:rPr>
-              <w:t>S01</w:t>
-              <w:br/>
-            </w:r>
-            <w:r>
-              <w:rPr>
-                <w:b w:val="0"/>
-                <w:i w:val="0"/>
-                <w:color w:val="64748B"/>
-                <w:sz w:val="14"/>
-              </w:rPr>
-              <w:t>Démographie</w:t>
-            </w:r>
-          </w:p>
-        </w:tc>
-        <w:tc>
-          <w:tcPr>
-            <w:tcW w:type="dxa" w:w="1531"/>
-          </w:tcPr>
-          <w:p>
-            <w:r>
-              <w:rPr>
-                <w:b/>
-                <w:i w:val="0"/>
-                <w:color w:val="16A34A"/>
-                <w:sz w:val="16"/>
-              </w:rPr>
-              <w:t>s01q10_1</w:t>
-            </w:r>
-          </w:p>
-        </w:tc>
-        <w:tc>
-          <w:tcPr>
-            <w:tcW w:type="dxa" w:w="1191"/>
-          </w:tcPr>
-          <w:p>
-            <w:r>
-              <w:rPr>
-                <w:b w:val="0"/>
-                <w:i w:val="0"/>
-                <w:color w:val="64748B"/>
-                <w:sz w:val="16"/>
-              </w:rPr>
-              <w:t>GT-CQ</w:t>
-            </w:r>
-          </w:p>
-        </w:tc>
-        <w:tc>
-          <w:tcPr>
-            <w:tcW w:type="dxa" w:w="4706"/>
-          </w:tcPr>
-          <w:p>
-            <w:r>
-              <w:rPr>
-                <w:b w:val="0"/>
-                <w:i w:val="0"/>
-                <w:sz w:val="17"/>
-              </w:rPr>
               <w:t>La taille du ménage lors de l'enquête principale (8) de ce ménage est inférieur à la taille du denombrement (12), prière de fournir des explications concrètes ou aller revisiter le ménage.</w:t>
-            </w:r>
-          </w:p>
-        </w:tc>
-      </w:tr>
-      <w:tr>
-        <w:tc>
-          <w:tcPr>
-            <w:tcW w:type="dxa" w:w="964"/>
-          </w:tcPr>
-          <w:p>
-            <w:r>
-              <w:rPr>
-                <w:b/>
-                <w:i w:val="0"/>
-                <w:color w:val="EA580C"/>
-                <w:sz w:val="16"/>
-              </w:rPr>
-              <w:t>Moyenne</w:t>
-            </w:r>
-          </w:p>
-        </w:tc>
-        <w:tc>
-          <w:tcPr>
-            <w:tcW w:type="dxa" w:w="1247"/>
-          </w:tcPr>
-          <w:p>
-            <w:r>
-              <w:rPr>
-                <w:b/>
-                <w:i w:val="0"/>
-                <w:sz w:val="16"/>
-              </w:rPr>
-              <w:t>S02</w:t>
-              <w:br/>
-            </w:r>
-            <w:r>
-              <w:rPr>
-                <w:b w:val="0"/>
-                <w:i w:val="0"/>
-                <w:color w:val="64748B"/>
-                <w:sz w:val="14"/>
-              </w:rPr>
-              <w:t>Éducation</w:t>
-            </w:r>
-          </w:p>
-        </w:tc>
-        <w:tc>
-          <w:tcPr>
-            <w:tcW w:type="dxa" w:w="1531"/>
-          </w:tcPr>
-          <w:p>
-            <w:r>
-              <w:rPr>
-                <w:b/>
-                <w:i w:val="0"/>
-                <w:color w:val="16A34A"/>
-                <w:sz w:val="16"/>
-              </w:rPr>
-              <w:t>—</w:t>
-            </w:r>
-          </w:p>
-        </w:tc>
-        <w:tc>
-          <w:tcPr>
-            <w:tcW w:type="dxa" w:w="1191"/>
-          </w:tcPr>
-          <w:p>
-            <w:r>
-              <w:rPr>
-                <w:b w:val="0"/>
-                <w:i w:val="0"/>
-                <w:color w:val="64748B"/>
-                <w:sz w:val="16"/>
-              </w:rPr>
-              <w:t>GT-CQ</w:t>
-            </w:r>
-          </w:p>
-        </w:tc>
-        <w:tc>
-          <w:tcPr>
-            <w:tcW w:type="dxa" w:w="4706"/>
-          </w:tcPr>
-          <w:p>
-            <w:r>
-              <w:rPr>
-                <w:b w:val="0"/>
-                <w:i w:val="0"/>
-                <w:sz w:val="17"/>
-              </w:rPr>
-              <w:t>veuillez, s'il vous plait, confirmer la cotisation ( 5000 FCFA) payée de mbaïta dieng avec le QG ou apporter les corrections nécessaires.</w:t>
             </w:r>
           </w:p>
         </w:tc>
